--- a/klagomål/A 15164-2026 FSC-klagomål.docx
+++ b/klagomål/A 15164-2026 FSC-klagomål.docx
@@ -652,7 +652,7 @@
     <w:r>
       <w:tab/>
       <w:tab/>
-      <w:t>2026-09-14</w:t>
+      <w:t>2026-09-15</w:t>
       <w:br/>
       <w:br/>
     </w:r>

--- a/klagomål/A 15164-2026 FSC-klagomål.docx
+++ b/klagomål/A 15164-2026 FSC-klagomål.docx
@@ -652,7 +652,7 @@
     <w:r>
       <w:tab/>
       <w:tab/>
-      <w:t>2026-09-15</w:t>
+      <w:t>2026-09-16</w:t>
       <w:br/>
       <w:br/>
     </w:r>

--- a/klagomål/A 15164-2026 FSC-klagomål.docx
+++ b/klagomål/A 15164-2026 FSC-klagomål.docx
@@ -652,7 +652,7 @@
     <w:r>
       <w:tab/>
       <w:tab/>
-      <w:t>2026-09-16</w:t>
+      <w:t>2026-09-17</w:t>
       <w:br/>
       <w:br/>
     </w:r>

--- a/klagomål/A 15164-2026 FSC-klagomål.docx
+++ b/klagomål/A 15164-2026 FSC-klagomål.docx
@@ -652,7 +652,7 @@
     <w:r>
       <w:tab/>
       <w:tab/>
-      <w:t>2026-09-17</w:t>
+      <w:t>2026-09-18</w:t>
       <w:br/>
       <w:br/>
     </w:r>

--- a/klagomål/A 15164-2026 FSC-klagomål.docx
+++ b/klagomål/A 15164-2026 FSC-klagomål.docx
@@ -652,7 +652,7 @@
     <w:r>
       <w:tab/>
       <w:tab/>
-      <w:t>2026-09-18</w:t>
+      <w:t>2026-09-19</w:t>
       <w:br/>
       <w:br/>
     </w:r>

--- a/klagomål/A 15164-2026 FSC-klagomål.docx
+++ b/klagomål/A 15164-2026 FSC-klagomål.docx
@@ -652,7 +652,7 @@
     <w:r>
       <w:tab/>
       <w:tab/>
-      <w:t>2026-09-19</w:t>
+      <w:t>2026-09-21</w:t>
       <w:br/>
       <w:br/>
     </w:r>

--- a/klagomål/A 15164-2026 FSC-klagomål.docx
+++ b/klagomål/A 15164-2026 FSC-klagomål.docx
@@ -652,7 +652,7 @@
     <w:r>
       <w:tab/>
       <w:tab/>
-      <w:t>2026-09-21</w:t>
+      <w:t>2026-09-23</w:t>
       <w:br/>
       <w:br/>
     </w:r>

--- a/klagomål/A 15164-2026 FSC-klagomål.docx
+++ b/klagomål/A 15164-2026 FSC-klagomål.docx
@@ -652,7 +652,7 @@
     <w:r>
       <w:tab/>
       <w:tab/>
-      <w:t>2026-09-23</w:t>
+      <w:t>2026-09-24</w:t>
       <w:br/>
       <w:br/>
     </w:r>

--- a/klagomål/A 15164-2026 FSC-klagomål.docx
+++ b/klagomål/A 15164-2026 FSC-klagomål.docx
@@ -652,7 +652,7 @@
     <w:r>
       <w:tab/>
       <w:tab/>
-      <w:t>2026-09-24</w:t>
+      <w:t>2026-09-25</w:t>
       <w:br/>
       <w:br/>
     </w:r>

--- a/klagomål/A 15164-2026 FSC-klagomål.docx
+++ b/klagomål/A 15164-2026 FSC-klagomål.docx
@@ -652,7 +652,7 @@
     <w:r>
       <w:tab/>
       <w:tab/>
-      <w:t>2026-09-25</w:t>
+      <w:t>2026-09-26</w:t>
       <w:br/>
       <w:br/>
     </w:r>

--- a/klagomål/A 15164-2026 FSC-klagomål.docx
+++ b/klagomål/A 15164-2026 FSC-klagomål.docx
@@ -652,7 +652,7 @@
     <w:r>
       <w:tab/>
       <w:tab/>
-      <w:t>2026-09-26</w:t>
+      <w:t>2026-09-27</w:t>
       <w:br/>
       <w:br/>
     </w:r>

--- a/klagomål/A 15164-2026 FSC-klagomål.docx
+++ b/klagomål/A 15164-2026 FSC-klagomål.docx
@@ -652,7 +652,7 @@
     <w:r>
       <w:tab/>
       <w:tab/>
-      <w:t>2026-09-27</w:t>
+      <w:t>2026-09-28</w:t>
       <w:br/>
       <w:br/>
     </w:r>

--- a/klagomål/A 15164-2026 FSC-klagomål.docx
+++ b/klagomål/A 15164-2026 FSC-klagomål.docx
@@ -652,7 +652,7 @@
     <w:r>
       <w:tab/>
       <w:tab/>
-      <w:t>2026-09-28</w:t>
+      <w:t>2026-09-29</w:t>
       <w:br/>
       <w:br/>
     </w:r>

--- a/klagomål/A 15164-2026 FSC-klagomål.docx
+++ b/klagomål/A 15164-2026 FSC-klagomål.docx
@@ -163,7 +163,7 @@
         <w:pStyle w:val="Title"/>
       </w:pPr>
       <w:r>
-        <w:t>Inledande FSC- /PEFC-klagomål – information om höga naturvärden i avverkningsanmälan A 15164-2026 i Rättviks kommun</w:t>
+        <w:t>Inledande FSC- /PEFC-klagomål – information om höga naturvärden och fridlysta arter i avverkningsanmälan A 15164-2026 i Rättviks kommun</w:t>
       </w:r>
     </w:p>
     <w:p>
@@ -178,7 +178,7 @@
       <w:r>
         <w:drawing>
           <wp:inline xmlns:a="http://schemas.openxmlformats.org/drawingml/2006/main" xmlns:pic="http://schemas.openxmlformats.org/drawingml/2006/picture">
-            <wp:extent cx="5486400" cy="3753753"/>
+            <wp:extent cx="5486400" cy="3993194"/>
             <wp:docPr id="1" name="Picture 1"/>
             <wp:cNvGraphicFramePr>
               <a:graphicFrameLocks noChangeAspect="1"/>
@@ -199,7 +199,7 @@
                   <pic:spPr>
                     <a:xfrm>
                       <a:off x="0" y="0"/>
-                      <a:ext cx="5486400" cy="3753753"/>
+                      <a:ext cx="5486400" cy="3993194"/>
                     </a:xfrm>
                     <a:prstGeom prst="rect"/>
                   </pic:spPr>
@@ -216,12 +216,12 @@
         <w:spacing w:after="240"/>
       </w:pPr>
       <w:r>
-        <w:t>Figur 1. Fyndplatser för naturvårdsarter i avverkningsanmälan. Markörer utan svart kant är placerade på fyndplatsen. Markörer med svart kant är placerade vid sidan av fyndplatsen och har ett svart streck som visar fyndplatsens exakta position. Kartans mittpunktskoordinat är N 6765765, E 520819 i SWEREF 99 TM.</w:t>
+        <w:t>Figur 1. Fyndplatser för naturvårdsarter i och inom 23 meter från avverkningsanmälan. Markörer utan svart kant är placerade på fyndplatsen. Markörer med svart kant är placerade vid sidan av fyndplatsen och har ett svart streck som visar fyndplatsens exakta position. Kartans mittpunktskoordinat är N 6765765, E 520819 i SWEREF 99 TM.</w:t>
       </w:r>
     </w:p>
     <w:p>
       <w:r>
-        <w:t>I avverkningsanmälan finns fynd av 1 naturvårdsarter, varav 1 är rödlistad: brunklöver (NT). Se Figur 1.</w:t>
+        <w:t>I och inom 23 meter från avverkningsanmälan finns fynd av 6 naturvårdsarter, varav 1 är rödlistad, 5 är fridlysta och 1 är signalart (S): brunklöver (NT), tvåblad (S, §8), fläcknycklar (§8), nattviol (§8), vanliga ängsnycklar (§8) och ängsnycklar (§8). Se Figur 1.</w:t>
       </w:r>
     </w:p>
     <w:p>
@@ -337,7 +337,7 @@
         <w:rPr>
           <w:i/>
         </w:rPr>
-        <w:t>I det avverkningsanmälda skogsområdet har 1 naturvårdsarter varav 1 rödlistade arter sina livsmiljöer och växtplatser.</w:t>
+        <w:t>I det avverkningsanmälda skogsområdet har 6 naturvårdsarter varav 1 rödlistade arter sina livsmiljöer och växtplatser.</w:t>
       </w:r>
     </w:p>
     <w:p>
@@ -652,7 +652,7 @@
     <w:r>
       <w:tab/>
       <w:tab/>
-      <w:t>2026-09-29</w:t>
+      <w:t>2026-09-30</w:t>
       <w:br/>
       <w:br/>
     </w:r>

--- a/klagomål/A 15164-2026 FSC-klagomål.docx
+++ b/klagomål/A 15164-2026 FSC-klagomål.docx
@@ -652,7 +652,7 @@
     <w:r>
       <w:tab/>
       <w:tab/>
-      <w:t>2026-09-30</w:t>
+      <w:t>2026-10-01</w:t>
       <w:br/>
       <w:br/>
     </w:r>

--- a/klagomål/A 15164-2026 FSC-klagomål.docx
+++ b/klagomål/A 15164-2026 FSC-klagomål.docx
@@ -652,7 +652,7 @@
     <w:r>
       <w:tab/>
       <w:tab/>
-      <w:t>2026-10-01</w:t>
+      <w:t>2026-10-02</w:t>
       <w:br/>
       <w:br/>
     </w:r>

--- a/klagomål/A 15164-2026 FSC-klagomål.docx
+++ b/klagomål/A 15164-2026 FSC-klagomål.docx
@@ -652,7 +652,7 @@
     <w:r>
       <w:tab/>
       <w:tab/>
-      <w:t>2026-10-02</w:t>
+      <w:t>2026-10-03</w:t>
       <w:br/>
       <w:br/>
     </w:r>

--- a/klagomål/A 15164-2026 FSC-klagomål.docx
+++ b/klagomål/A 15164-2026 FSC-klagomål.docx
@@ -652,7 +652,7 @@
     <w:r>
       <w:tab/>
       <w:tab/>
-      <w:t>2026-10-03</w:t>
+      <w:t>2026-10-04</w:t>
       <w:br/>
       <w:br/>
     </w:r>

--- a/klagomål/A 15164-2026 FSC-klagomål.docx
+++ b/klagomål/A 15164-2026 FSC-klagomål.docx
@@ -652,7 +652,7 @@
     <w:r>
       <w:tab/>
       <w:tab/>
-      <w:t>2026-10-04</w:t>
+      <w:t>2026-10-05</w:t>
       <w:br/>
       <w:br/>
     </w:r>

--- a/klagomål/A 15164-2026 FSC-klagomål.docx
+++ b/klagomål/A 15164-2026 FSC-klagomål.docx
@@ -652,7 +652,7 @@
     <w:r>
       <w:tab/>
       <w:tab/>
-      <w:t>2026-10-05</w:t>
+      <w:t>2026-10-06</w:t>
       <w:br/>
       <w:br/>
     </w:r>

--- a/klagomål/A 15164-2026 FSC-klagomål.docx
+++ b/klagomål/A 15164-2026 FSC-klagomål.docx
@@ -652,7 +652,7 @@
     <w:r>
       <w:tab/>
       <w:tab/>
-      <w:t>2026-10-06</w:t>
+      <w:t>2026-10-07</w:t>
       <w:br/>
       <w:br/>
     </w:r>

--- a/klagomål/A 15164-2026 FSC-klagomål.docx
+++ b/klagomål/A 15164-2026 FSC-klagomål.docx
@@ -652,7 +652,7 @@
     <w:r>
       <w:tab/>
       <w:tab/>
-      <w:t>2026-10-07</w:t>
+      <w:t>2026-10-08</w:t>
       <w:br/>
       <w:br/>
     </w:r>

--- a/klagomål/A 15164-2026 FSC-klagomål.docx
+++ b/klagomål/A 15164-2026 FSC-klagomål.docx
@@ -652,7 +652,7 @@
     <w:r>
       <w:tab/>
       <w:tab/>
-      <w:t>2026-10-08</w:t>
+      <w:t>2026-10-09</w:t>
       <w:br/>
       <w:br/>
     </w:r>

--- a/klagomål/A 15164-2026 FSC-klagomål.docx
+++ b/klagomål/A 15164-2026 FSC-klagomål.docx
@@ -652,7 +652,7 @@
     <w:r>
       <w:tab/>
       <w:tab/>
-      <w:t>2026-10-09</w:t>
+      <w:t>2026-10-10</w:t>
       <w:br/>
       <w:br/>
     </w:r>

--- a/klagomål/A 15164-2026 FSC-klagomål.docx
+++ b/klagomål/A 15164-2026 FSC-klagomål.docx
@@ -652,7 +652,7 @@
     <w:r>
       <w:tab/>
       <w:tab/>
-      <w:t>2026-10-10</w:t>
+      <w:t>2026-10-11</w:t>
       <w:br/>
       <w:br/>
     </w:r>

--- a/klagomål/A 15164-2026 FSC-klagomål.docx
+++ b/klagomål/A 15164-2026 FSC-klagomål.docx
@@ -652,7 +652,7 @@
     <w:r>
       <w:tab/>
       <w:tab/>
-      <w:t>2026-10-11</w:t>
+      <w:t>2026-10-12</w:t>
       <w:br/>
       <w:br/>
     </w:r>

--- a/klagomål/A 15164-2026 FSC-klagomål.docx
+++ b/klagomål/A 15164-2026 FSC-klagomål.docx
@@ -652,7 +652,7 @@
     <w:r>
       <w:tab/>
       <w:tab/>
-      <w:t>2026-10-12</w:t>
+      <w:t>2026-10-13</w:t>
       <w:br/>
       <w:br/>
     </w:r>

--- a/klagomål/A 15164-2026 FSC-klagomål.docx
+++ b/klagomål/A 15164-2026 FSC-klagomål.docx
@@ -652,7 +652,7 @@
     <w:r>
       <w:tab/>
       <w:tab/>
-      <w:t>2026-10-13</w:t>
+      <w:t>2026-10-14</w:t>
       <w:br/>
       <w:br/>
     </w:r>

--- a/klagomål/A 15164-2026 FSC-klagomål.docx
+++ b/klagomål/A 15164-2026 FSC-klagomål.docx
@@ -652,7 +652,7 @@
     <w:r>
       <w:tab/>
       <w:tab/>
-      <w:t>2026-10-14</w:t>
+      <w:t>2026-10-15</w:t>
       <w:br/>
       <w:br/>
     </w:r>

--- a/klagomål/A 15164-2026 FSC-klagomål.docx
+++ b/klagomål/A 15164-2026 FSC-klagomål.docx
@@ -652,7 +652,7 @@
     <w:r>
       <w:tab/>
       <w:tab/>
-      <w:t>2026-10-15</w:t>
+      <w:t>2026-10-16</w:t>
       <w:br/>
       <w:br/>
     </w:r>

--- a/klagomål/A 15164-2026 FSC-klagomål.docx
+++ b/klagomål/A 15164-2026 FSC-klagomål.docx
@@ -652,7 +652,7 @@
     <w:r>
       <w:tab/>
       <w:tab/>
-      <w:t>2026-10-16</w:t>
+      <w:t>2026-10-17</w:t>
       <w:br/>
       <w:br/>
     </w:r>

--- a/klagomål/A 15164-2026 FSC-klagomål.docx
+++ b/klagomål/A 15164-2026 FSC-klagomål.docx
@@ -652,7 +652,7 @@
     <w:r>
       <w:tab/>
       <w:tab/>
-      <w:t>2026-10-17</w:t>
+      <w:t>2026-10-18</w:t>
       <w:br/>
       <w:br/>
     </w:r>

--- a/klagomål/A 15164-2026 FSC-klagomål.docx
+++ b/klagomål/A 15164-2026 FSC-klagomål.docx
@@ -652,7 +652,7 @@
     <w:r>
       <w:tab/>
       <w:tab/>
-      <w:t>2026-10-18</w:t>
+      <w:t>2026-10-19</w:t>
       <w:br/>
       <w:br/>
     </w:r>

--- a/klagomål/A 15164-2026 FSC-klagomål.docx
+++ b/klagomål/A 15164-2026 FSC-klagomål.docx
@@ -652,7 +652,7 @@
     <w:r>
       <w:tab/>
       <w:tab/>
-      <w:t>2026-10-19</w:t>
+      <w:t>2026-10-20</w:t>
       <w:br/>
       <w:br/>
     </w:r>

--- a/klagomål/A 15164-2026 FSC-klagomål.docx
+++ b/klagomål/A 15164-2026 FSC-klagomål.docx
@@ -652,7 +652,7 @@
     <w:r>
       <w:tab/>
       <w:tab/>
-      <w:t>2026-10-20</w:t>
+      <w:t>2026-10-21</w:t>
       <w:br/>
       <w:br/>
     </w:r>

--- a/klagomål/A 15164-2026 FSC-klagomål.docx
+++ b/klagomål/A 15164-2026 FSC-klagomål.docx
@@ -652,7 +652,7 @@
     <w:r>
       <w:tab/>
       <w:tab/>
-      <w:t>2026-10-21</w:t>
+      <w:t>2026-10-22</w:t>
       <w:br/>
       <w:br/>
     </w:r>

--- a/klagomål/A 15164-2026 FSC-klagomål.docx
+++ b/klagomål/A 15164-2026 FSC-klagomål.docx
@@ -652,7 +652,7 @@
     <w:r>
       <w:tab/>
       <w:tab/>
-      <w:t>2026-10-22</w:t>
+      <w:t>2026-10-23</w:t>
       <w:br/>
       <w:br/>
     </w:r>

--- a/klagomål/A 15164-2026 FSC-klagomål.docx
+++ b/klagomål/A 15164-2026 FSC-klagomål.docx
@@ -652,7 +652,7 @@
     <w:r>
       <w:tab/>
       <w:tab/>
-      <w:t>2026-10-23</w:t>
+      <w:t>2026-10-24</w:t>
       <w:br/>
       <w:br/>
     </w:r>

--- a/klagomål/A 15164-2026 FSC-klagomål.docx
+++ b/klagomål/A 15164-2026 FSC-klagomål.docx
@@ -652,7 +652,7 @@
     <w:r>
       <w:tab/>
       <w:tab/>
-      <w:t>2026-10-24</w:t>
+      <w:t>2026-10-25</w:t>
       <w:br/>
       <w:br/>
     </w:r>

--- a/klagomål/A 15164-2026 FSC-klagomål.docx
+++ b/klagomål/A 15164-2026 FSC-klagomål.docx
@@ -652,7 +652,7 @@
     <w:r>
       <w:tab/>
       <w:tab/>
-      <w:t>2026-10-25</w:t>
+      <w:t>2026-10-26</w:t>
       <w:br/>
       <w:br/>
     </w:r>

--- a/klagomål/A 15164-2026 FSC-klagomål.docx
+++ b/klagomål/A 15164-2026 FSC-klagomål.docx
@@ -652,7 +652,7 @@
     <w:r>
       <w:tab/>
       <w:tab/>
-      <w:t>2026-10-26</w:t>
+      <w:t>2026-10-27</w:t>
       <w:br/>
       <w:br/>
     </w:r>

--- a/klagomål/A 15164-2026 FSC-klagomål.docx
+++ b/klagomål/A 15164-2026 FSC-klagomål.docx
@@ -652,7 +652,7 @@
     <w:r>
       <w:tab/>
       <w:tab/>
-      <w:t>2026-10-27</w:t>
+      <w:t>2026-10-28</w:t>
       <w:br/>
       <w:br/>
     </w:r>

--- a/klagomål/A 15164-2026 FSC-klagomål.docx
+++ b/klagomål/A 15164-2026 FSC-klagomål.docx
@@ -652,7 +652,7 @@
     <w:r>
       <w:tab/>
       <w:tab/>
-      <w:t>2026-10-28</w:t>
+      <w:t>2026-10-29</w:t>
       <w:br/>
       <w:br/>
     </w:r>

--- a/klagomål/A 15164-2026 FSC-klagomål.docx
+++ b/klagomål/A 15164-2026 FSC-klagomål.docx
@@ -652,7 +652,7 @@
     <w:r>
       <w:tab/>
       <w:tab/>
-      <w:t>2026-10-29</w:t>
+      <w:t>2026-10-31</w:t>
       <w:br/>
       <w:br/>
     </w:r>
